--- a/docs/files/f75_文雪_山东大学_比亚迪_供应链计划管理类（供应链计划）.docx
+++ b/docs/files/f75_文雪_山东大学_比亚迪_供应链计划管理类（供应链计划）.docx
@@ -345,7 +345,7 @@
                 <w:b w:val="0"/>
                 <w:sz w:val="21"/>
               </w:rPr>
-              <w:t>供应链计划管理类（计划管理/物控管理/生产计划）</w:t>
+              <w:t>供应链计划管理类</w:t>
             </w:r>
           </w:p>
         </w:tc>
@@ -2063,7 +2063,7 @@
                 <w:bCs/>
                 <w:sz w:val="21"/>
               </w:rPr>
-              <w:t>课程实验・账套主管</w:t>
+              <w:t>课程实验项目（账套主管）</w:t>
             </w:r>
           </w:p>
         </w:tc>
